--- a/W4 BD L4 Wt13 Frąckiewicz Gazda Dokumentacja.docx
+++ b/W4 BD L4 Wt13 Frąckiewicz Gazda Dokumentacja.docx
@@ -3454,7 +3454,7 @@
           <w:szCs w:val="24"/>
           <w:rtl w:val="0"/>
         </w:rPr>
-        <w:t xml:space="preserve">9. Okno relacji:</w:t>
+        <w:t xml:space="preserve">8. Okno relacji:</w:t>
       </w:r>
     </w:p>
     <w:p>
@@ -3551,7 +3551,7 @@
           <w:szCs w:val="24"/>
           <w:rtl w:val="0"/>
         </w:rPr>
-        <w:t xml:space="preserve">10. Zrzuty raportów i formularzy</w:t>
+        <w:t xml:space="preserve">9. Zrzuty raportów i formularzy</w:t>
       </w:r>
       <w:r>
         <w:rPr>
@@ -3576,12 +3576,12 @@
           <wp:inline distB="114300" distT="114300" distL="114300" distR="114300">
             <wp:extent cx="5940750" cy="3340100"/>
             <wp:effectExtent b="0" l="0" r="0" t="0"/>
-            <wp:docPr id="4" name="image4.png"/>
+            <wp:docPr id="4" name="image10.png"/>
             <a:graphic>
               <a:graphicData uri="http://schemas.openxmlformats.org/drawingml/2006/picture">
                 <pic:pic>
                   <pic:nvPicPr>
-                    <pic:cNvPr id="0" name="image4.png"/>
+                    <pic:cNvPr id="0" name="image10.png"/>
                     <pic:cNvPicPr preferRelativeResize="0"/>
                   </pic:nvPicPr>
                   <pic:blipFill>
@@ -3614,12 +3614,12 @@
           <wp:inline distB="114300" distT="114300" distL="114300" distR="114300">
             <wp:extent cx="5940750" cy="3340100"/>
             <wp:effectExtent b="0" l="0" r="0" t="0"/>
-            <wp:docPr id="9" name="image7.png"/>
+            <wp:docPr id="9" name="image12.png"/>
             <a:graphic>
               <a:graphicData uri="http://schemas.openxmlformats.org/drawingml/2006/picture">
                 <pic:pic>
                   <pic:nvPicPr>
-                    <pic:cNvPr id="0" name="image7.png"/>
+                    <pic:cNvPr id="0" name="image12.png"/>
                     <pic:cNvPicPr preferRelativeResize="0"/>
                   </pic:nvPicPr>
                   <pic:blipFill>
@@ -3652,12 +3652,12 @@
           <wp:inline distB="114300" distT="114300" distL="114300" distR="114300">
             <wp:extent cx="5940750" cy="3340100"/>
             <wp:effectExtent b="0" l="0" r="0" t="0"/>
-            <wp:docPr id="11" name="image10.png"/>
+            <wp:docPr id="11" name="image13.png"/>
             <a:graphic>
               <a:graphicData uri="http://schemas.openxmlformats.org/drawingml/2006/picture">
                 <pic:pic>
                   <pic:nvPicPr>
-                    <pic:cNvPr id="0" name="image10.png"/>
+                    <pic:cNvPr id="0" name="image13.png"/>
                     <pic:cNvPicPr preferRelativeResize="0"/>
                   </pic:nvPicPr>
                   <pic:blipFill>
@@ -3690,12 +3690,12 @@
           <wp:inline distB="114300" distT="114300" distL="114300" distR="114300">
             <wp:extent cx="5940750" cy="3340100"/>
             <wp:effectExtent b="0" l="0" r="0" t="0"/>
-            <wp:docPr id="3" name="image5.png"/>
+            <wp:docPr id="3" name="image4.png"/>
             <a:graphic>
               <a:graphicData uri="http://schemas.openxmlformats.org/drawingml/2006/picture">
                 <pic:pic>
                   <pic:nvPicPr>
-                    <pic:cNvPr id="0" name="image5.png"/>
+                    <pic:cNvPr id="0" name="image4.png"/>
                     <pic:cNvPicPr preferRelativeResize="0"/>
                   </pic:nvPicPr>
                   <pic:blipFill>
@@ -3766,12 +3766,12 @@
           <wp:inline distB="114300" distT="114300" distL="114300" distR="114300">
             <wp:extent cx="5940750" cy="3340100"/>
             <wp:effectExtent b="0" l="0" r="0" t="0"/>
-            <wp:docPr id="6" name="image9.png"/>
+            <wp:docPr id="6" name="image11.png"/>
             <a:graphic>
               <a:graphicData uri="http://schemas.openxmlformats.org/drawingml/2006/picture">
                 <pic:pic>
                   <pic:nvPicPr>
-                    <pic:cNvPr id="0" name="image9.png"/>
+                    <pic:cNvPr id="0" name="image11.png"/>
                     <pic:cNvPicPr preferRelativeResize="0"/>
                   </pic:nvPicPr>
                   <pic:blipFill>
@@ -3804,12 +3804,12 @@
           <wp:inline distB="114300" distT="114300" distL="114300" distR="114300">
             <wp:extent cx="5940750" cy="3340100"/>
             <wp:effectExtent b="0" l="0" r="0" t="0"/>
-            <wp:docPr id="10" name="image8.png"/>
+            <wp:docPr id="10" name="image6.png"/>
             <a:graphic>
               <a:graphicData uri="http://schemas.openxmlformats.org/drawingml/2006/picture">
                 <pic:pic>
                   <pic:nvPicPr>
-                    <pic:cNvPr id="0" name="image8.png"/>
+                    <pic:cNvPr id="0" name="image6.png"/>
                     <pic:cNvPicPr preferRelativeResize="0"/>
                   </pic:nvPicPr>
                   <pic:blipFill>
@@ -3842,12 +3842,12 @@
           <wp:inline distB="114300" distT="114300" distL="114300" distR="114300">
             <wp:extent cx="5940750" cy="3340100"/>
             <wp:effectExtent b="0" l="0" r="0" t="0"/>
-            <wp:docPr id="7" name="image6.png"/>
+            <wp:docPr id="7" name="image9.png"/>
             <a:graphic>
               <a:graphicData uri="http://schemas.openxmlformats.org/drawingml/2006/picture">
                 <pic:pic>
                   <pic:nvPicPr>
-                    <pic:cNvPr id="0" name="image6.png"/>
+                    <pic:cNvPr id="0" name="image9.png"/>
                     <pic:cNvPicPr preferRelativeResize="0"/>
                   </pic:nvPicPr>
                   <pic:blipFill>
@@ -3880,12 +3880,12 @@
           <wp:inline distB="114300" distT="114300" distL="114300" distR="114300">
             <wp:extent cx="5940750" cy="3340100"/>
             <wp:effectExtent b="0" l="0" r="0" t="0"/>
-            <wp:docPr id="12" name="image13.png"/>
+            <wp:docPr id="12" name="image8.png"/>
             <a:graphic>
               <a:graphicData uri="http://schemas.openxmlformats.org/drawingml/2006/picture">
                 <pic:pic>
                   <pic:nvPicPr>
-                    <pic:cNvPr id="0" name="image13.png"/>
+                    <pic:cNvPr id="0" name="image8.png"/>
                     <pic:cNvPicPr preferRelativeResize="0"/>
                   </pic:nvPicPr>
                   <pic:blipFill>
@@ -3918,12 +3918,12 @@
           <wp:inline distB="114300" distT="114300" distL="114300" distR="114300">
             <wp:extent cx="5940750" cy="3340100"/>
             <wp:effectExtent b="0" l="0" r="0" t="0"/>
-            <wp:docPr id="8" name="image12.png"/>
+            <wp:docPr id="8" name="image5.png"/>
             <a:graphic>
               <a:graphicData uri="http://schemas.openxmlformats.org/drawingml/2006/picture">
                 <pic:pic>
                   <pic:nvPicPr>
-                    <pic:cNvPr id="0" name="image12.png"/>
+                    <pic:cNvPr id="0" name="image5.png"/>
                     <pic:cNvPicPr preferRelativeResize="0"/>
                   </pic:nvPicPr>
                   <pic:blipFill>
@@ -3956,12 +3956,12 @@
           <wp:inline distB="114300" distT="114300" distL="114300" distR="114300">
             <wp:extent cx="5940750" cy="3340100"/>
             <wp:effectExtent b="0" l="0" r="0" t="0"/>
-            <wp:docPr id="13" name="image11.png"/>
+            <wp:docPr id="13" name="image7.png"/>
             <a:graphic>
               <a:graphicData uri="http://schemas.openxmlformats.org/drawingml/2006/picture">
                 <pic:pic>
                   <pic:nvPicPr>
-                    <pic:cNvPr id="0" name="image11.png"/>
+                    <pic:cNvPr id="0" name="image7.png"/>
                     <pic:cNvPicPr preferRelativeResize="0"/>
                   </pic:nvPicPr>
                   <pic:blipFill>
